--- a/Music_Recommendation_System_Technical_Report.docx
+++ b/Music_Recommendation_System_Technical_Report.docx
@@ -6,16 +6,8 @@
       <w:pPr>
         <w:spacing w:before="120"/>
         <w:jc w:val="center"/>
-        <w:rPr>
-          <w:b/>
-          <w:bCs/>
-        </w:rPr>
       </w:pPr>
       <w:r>
-        <w:rPr>
-          <w:b/>
-          <w:bCs/>
-        </w:rPr>
         <w:t>Music Recommendation System: ML System Design Report</w:t>
       </w:r>
     </w:p>
@@ -24,287 +16,85 @@
         <w:spacing w:before="120"/>
         <w:jc w:val="center"/>
       </w:pPr>
-    </w:p>
-    <w:p>
-      <w:pPr>
-        <w:spacing w:before="120"/>
-        <w:jc w:val="center"/>
-        <w:rPr>
-          <w:b/>
-          <w:bCs/>
-        </w:rPr>
-      </w:pPr>
       <w:r>
         <w:rPr>
           <w:rFonts w:ascii="Segoe UI Emoji" w:hAnsi="Segoe UI Emoji" w:cs="Segoe UI Emoji"/>
-          <w:b/>
-          <w:bCs/>
         </w:rPr>
         <w:t>🔗</w:t>
       </w:r>
       <w:r>
-        <w:rPr>
-          <w:b/>
-          <w:bCs/>
-        </w:rPr>
-        <w:t xml:space="preserve"> Project Links</w:t>
+        <w:t xml:space="preserve"> Project Links </w:t>
       </w:r>
-    </w:p>
-    <w:p>
-      <w:pPr>
-        <w:spacing w:before="120"/>
-        <w:jc w:val="center"/>
-      </w:pPr>
       <w:r>
         <w:rPr>
           <w:rFonts w:ascii="Segoe UI Emoji" w:hAnsi="Segoe UI Emoji" w:cs="Segoe UI Emoji"/>
-          <w:b/>
-          <w:bCs/>
         </w:rPr>
         <w:t>🌐</w:t>
       </w:r>
       <w:r>
-        <w:rPr>
-          <w:b/>
-          <w:bCs/>
-        </w:rPr>
-        <w:t xml:space="preserve"> Live Demo:</w:t>
+        <w:t xml:space="preserve"> Live Demo: Music Recommendation System · </w:t>
       </w:r>
-      <w:r>
-        <w:t xml:space="preserve"> </w:t>
-      </w:r>
-      <w:hyperlink r:id="rId6" w:history="1">
-        <w:r>
-          <w:rPr>
-            <w:rStyle w:val="Hyperlink"/>
-          </w:rPr>
-          <w:t>Music Recommendation System · Streamlit</w:t>
-        </w:r>
-      </w:hyperlink>
-      <w:r>
-        <w:br/>
-      </w:r>
-      <w:r>
-        <w:rPr>
-          <w:rFonts w:ascii="Segoe UI Emoji" w:hAnsi="Segoe UI Emoji" w:cs="Segoe UI Emoji"/>
-          <w:b/>
-          <w:bCs/>
-        </w:rPr>
-        <w:t>💻</w:t>
-      </w:r>
-      <w:r>
-        <w:rPr>
-          <w:b/>
-          <w:bCs/>
-        </w:rPr>
-        <w:t xml:space="preserve"> GitHub Repository:</w:t>
-      </w:r>
-      <w:r>
-        <w:t xml:space="preserve"> </w:t>
-      </w:r>
-      <w:hyperlink r:id="rId7" w:history="1">
-        <w:r>
-          <w:rPr>
-            <w:rStyle w:val="Hyperlink"/>
-          </w:rPr>
-          <w:t>https://github.com/tettehosabutey49/Music-Recommendation-System</w:t>
-        </w:r>
-      </w:hyperlink>
-      <w:r>
-        <w:br/>
-      </w:r>
-      <w:r>
-        <w:rPr>
-          <w:rFonts w:ascii="Segoe UI Emoji" w:hAnsi="Segoe UI Emoji" w:cs="Segoe UI Emoji"/>
-          <w:b/>
-          <w:bCs/>
-        </w:rPr>
-        <w:t>👤</w:t>
-      </w:r>
-      <w:r>
-        <w:rPr>
-          <w:b/>
-          <w:bCs/>
-        </w:rPr>
-        <w:t xml:space="preserve"> Creator:</w:t>
-      </w:r>
-      <w:r>
-        <w:t xml:space="preserve"> Emmanuel Osabutey | tettehosabutey@outlook.com | </w:t>
-      </w:r>
-      <w:hyperlink r:id="rId8" w:history="1">
-        <w:r>
-          <w:rPr>
-            <w:rStyle w:val="Hyperlink"/>
-          </w:rPr>
-          <w:t>github.com/</w:t>
-        </w:r>
-        <w:proofErr w:type="spellStart"/>
-        <w:r>
-          <w:rPr>
-            <w:rStyle w:val="Hyperlink"/>
-          </w:rPr>
-          <w:t>emmanuelosabutey</w:t>
-        </w:r>
-        <w:proofErr w:type="spellEnd"/>
-      </w:hyperlink>
-    </w:p>
-    <w:p>
-      <w:pPr>
-        <w:spacing w:before="120"/>
-        <w:jc w:val="center"/>
-      </w:pPr>
-    </w:p>
-    <w:p>
-      <w:pPr>
-        <w:spacing w:before="120"/>
-        <w:jc w:val="center"/>
-        <w:rPr>
-          <w:b/>
-          <w:bCs/>
-        </w:rPr>
-      </w:pPr>
-      <w:r>
-        <w:rPr>
-          <w:rFonts w:ascii="Segoe UI Emoji" w:hAnsi="Segoe UI Emoji" w:cs="Segoe UI Emoji"/>
-          <w:b/>
-          <w:bCs/>
-        </w:rPr>
-        <w:t>⚠️</w:t>
-      </w:r>
-      <w:r>
-        <w:rPr>
-          <w:b/>
-          <w:bCs/>
-        </w:rPr>
-        <w:t xml:space="preserve"> Important Note: Demo vs Production</w:t>
-      </w:r>
-    </w:p>
-    <w:p>
-      <w:pPr>
-        <w:spacing w:before="120"/>
-        <w:jc w:val="center"/>
-      </w:pPr>
-      <w:r>
-        <w:rPr>
-          <w:b/>
-          <w:bCs/>
-        </w:rPr>
-        <w:t>Live Demo (</w:t>
-      </w:r>
-      <w:proofErr w:type="spellStart"/>
-      <w:r>
-        <w:rPr>
-          <w:b/>
-          <w:bCs/>
-        </w:rPr>
-        <w:t>Streamlit</w:t>
-      </w:r>
-      <w:proofErr w:type="spellEnd"/>
-      <w:r>
-        <w:rPr>
-          <w:b/>
-          <w:bCs/>
-        </w:rPr>
-        <w:t xml:space="preserve"> Cloud):</w:t>
-      </w:r>
-      <w:r>
-        <w:t xml:space="preserve"> The live demo uses </w:t>
-      </w:r>
-      <w:r>
-        <w:rPr>
-          <w:b/>
-          <w:bCs/>
-        </w:rPr>
-        <w:t>synthetic data</w:t>
-      </w:r>
-      <w:r>
-        <w:t xml:space="preserve"> for the following technical reasons:</w:t>
-      </w:r>
-    </w:p>
-    <w:p>
-      <w:pPr>
-        <w:numPr>
-          <w:ilvl w:val="0"/>
-          <w:numId w:val="20"/>
-        </w:numPr>
-        <w:spacing w:before="120"/>
-        <w:jc w:val="center"/>
-      </w:pPr>
       <w:proofErr w:type="spellStart"/>
       <w:r>
         <w:t>Streamlit</w:t>
       </w:r>
       <w:proofErr w:type="spellEnd"/>
       <w:r>
-        <w:t xml:space="preserve"> Cloud has a 100MB file upload limit (our database + models = 450MB)</w:t>
+        <w:t xml:space="preserve"> </w:t>
       </w:r>
+      <w:r>
+        <w:rPr>
+          <w:rFonts w:ascii="Segoe UI Emoji" w:hAnsi="Segoe UI Emoji" w:cs="Segoe UI Emoji"/>
+        </w:rPr>
+        <w:t>💻</w:t>
+      </w:r>
+      <w:r>
+        <w:t xml:space="preserve"> GitHub Repository: https://github.com/tettehosabutey49/Music-Recommendation-System </w:t>
+      </w:r>
+      <w:r>
+        <w:rPr>
+          <w:rFonts w:ascii="Segoe UI Emoji" w:hAnsi="Segoe UI Emoji" w:cs="Segoe UI Emoji"/>
+        </w:rPr>
+        <w:t>👤</w:t>
+      </w:r>
+      <w:r>
+        <w:t xml:space="preserve"> Creator: Emmanuel Osabutey | tettehosabutey@outlook.com | github.com/</w:t>
+      </w:r>
+      <w:proofErr w:type="spellStart"/>
+      <w:r>
+        <w:t>emmanuelosabutey</w:t>
+      </w:r>
+      <w:proofErr w:type="spellEnd"/>
     </w:p>
     <w:p>
       <w:pPr>
-        <w:numPr>
-          <w:ilvl w:val="0"/>
-          <w:numId w:val="20"/>
-        </w:numPr>
         <w:spacing w:before="120"/>
         <w:jc w:val="center"/>
       </w:pPr>
       <w:r>
-        <w:t>SQLite with async operations requires additional server configuration</w:t>
-      </w:r>
-    </w:p>
-    <w:p>
-      <w:pPr>
-        <w:numPr>
-          <w:ilvl w:val="0"/>
-          <w:numId w:val="20"/>
-        </w:numPr>
-        <w:spacing w:before="120"/>
-        <w:jc w:val="center"/>
-      </w:pPr>
-      <w:r>
-        <w:t>GitHub Large File Storage adds complexity and cost</w:t>
-      </w:r>
-    </w:p>
-    <w:p>
-      <w:pPr>
-        <w:numPr>
-          <w:ilvl w:val="0"/>
-          <w:numId w:val="20"/>
-        </w:numPr>
-        <w:spacing w:before="120"/>
-        <w:jc w:val="center"/>
-      </w:pPr>
-      <w:r>
-        <w:t>Lightweight deployment enables instant access for recruiters and stakeholders</w:t>
-      </w:r>
-    </w:p>
-    <w:p>
-      <w:pPr>
-        <w:spacing w:before="120"/>
-        <w:jc w:val="center"/>
-      </w:pPr>
-      <w:r>
         <w:rPr>
-          <w:b/>
-          <w:bCs/>
+          <w:rFonts w:ascii="Segoe UI Emoji" w:hAnsi="Segoe UI Emoji" w:cs="Segoe UI Emoji"/>
         </w:rPr>
-        <w:t>Production Version (Clone Repository):</w:t>
+        <w:t>⚠️</w:t>
       </w:r>
       <w:r>
-        <w:t xml:space="preserve"> The full production version (available when you clone the GitHub repository) includes:</w:t>
+        <w:t xml:space="preserve"> Important Note: Demo vs Production Live Demo (</w:t>
       </w:r>
-    </w:p>
-    <w:p>
-      <w:pPr>
-        <w:numPr>
-          <w:ilvl w:val="0"/>
-          <w:numId w:val="21"/>
-        </w:numPr>
-        <w:spacing w:before="120"/>
-        <w:jc w:val="center"/>
-      </w:pPr>
+      <w:proofErr w:type="spellStart"/>
       <w:r>
-        <w:t xml:space="preserve">10,000 real songs from actual artists (The </w:t>
+        <w:t>Streamlit</w:t>
+      </w:r>
+      <w:proofErr w:type="spellEnd"/>
+      <w:r>
+        <w:t xml:space="preserve"> Cloud): The live demo uses synthetic data for the following technical reasons: • </w:t>
+      </w:r>
+      <w:proofErr w:type="spellStart"/>
+      <w:r>
+        <w:t>Streamlit</w:t>
+      </w:r>
+      <w:proofErr w:type="spellEnd"/>
+      <w:r>
+        <w:t xml:space="preserve"> Cloud has a 100MB file upload limit (our database + models = 450MB total) • SQLite with async operations requires additional server configuration • GitHub Large File Storage adds complexity and cost • Lightweight deployment enables instant access for recruiters and stakeholders Production Version (Clone Repository): The full production version (available when you clone the GitHub repository) includes: • 10,000 real songs from actual artists (The </w:t>
       </w:r>
       <w:proofErr w:type="spellStart"/>
       <w:r>
@@ -312,221 +102,67 @@
       </w:r>
       <w:proofErr w:type="spellEnd"/>
       <w:r>
-        <w:t>, Queen, Eminem, Taylor Swift, Drake, etc.)</w:t>
+        <w:t>, Queen, Eminem, Taylor Swift, Drake, etc.) • Real audio features (energy, tempo, valence, danceability) • Trained models from authentic listening patterns (~200MB) • Complete SQLite database (~250MB) The ML algorithms and system architecture are identical—only the data source differs.</w:t>
       </w:r>
     </w:p>
     <w:p>
       <w:pPr>
-        <w:numPr>
-          <w:ilvl w:val="0"/>
-          <w:numId w:val="21"/>
-        </w:numPr>
         <w:spacing w:before="120"/>
         <w:jc w:val="center"/>
       </w:pPr>
       <w:r>
-        <w:t>Real audio features (energy, tempo, valence, danceability)</w:t>
+        <w:t>System Overview Production-grade ensemble recommendation system serving 10,000 songs to 500 users with &lt;100ms latency. Combines collaborative filtering (user behavior patterns), content-based filtering (audio features), and popularity baseline to handle cold-start and deliver personalized recommendations.</w:t>
       </w:r>
     </w:p>
     <w:p>
       <w:pPr>
-        <w:numPr>
-          <w:ilvl w:val="0"/>
-          <w:numId w:val="21"/>
-        </w:numPr>
         <w:spacing w:before="120"/>
         <w:jc w:val="center"/>
       </w:pPr>
       <w:r>
-        <w:t>Trained models from authentic listening patterns (~200MB)</w:t>
-      </w:r>
-    </w:p>
-    <w:p>
-      <w:pPr>
-        <w:numPr>
-          <w:ilvl w:val="0"/>
-          <w:numId w:val="21"/>
-        </w:numPr>
-        <w:spacing w:before="120"/>
-        <w:jc w:val="center"/>
-      </w:pPr>
-      <w:r>
-        <w:t>Complete SQLite database (~250MB)</w:t>
-      </w:r>
-    </w:p>
-    <w:p>
-      <w:pPr>
-        <w:spacing w:before="120"/>
-        <w:jc w:val="center"/>
-      </w:pPr>
-      <w:r>
-        <w:rPr>
-          <w:b/>
-          <w:bCs/>
-        </w:rPr>
-        <w:t>The ML algorithms and system architecture are identical—only the data source differs.</w:t>
-      </w:r>
-    </w:p>
-    <w:p>
-      <w:pPr>
-        <w:spacing w:before="120"/>
-        <w:jc w:val="center"/>
-      </w:pPr>
-    </w:p>
-    <w:p>
-      <w:pPr>
-        <w:spacing w:before="120"/>
-        <w:jc w:val="center"/>
-      </w:pPr>
-    </w:p>
-    <w:p>
-      <w:pPr>
-        <w:spacing w:before="120"/>
-        <w:jc w:val="center"/>
-      </w:pPr>
-    </w:p>
-    <w:p>
-      <w:pPr>
-        <w:spacing w:before="120"/>
-        <w:jc w:val="center"/>
-      </w:pPr>
-    </w:p>
-    <w:p>
-      <w:pPr>
-        <w:spacing w:before="120"/>
-        <w:jc w:val="center"/>
-      </w:pPr>
-    </w:p>
-    <w:p>
-      <w:pPr>
-        <w:spacing w:before="120"/>
-        <w:jc w:val="center"/>
-      </w:pPr>
-    </w:p>
-    <w:p>
-      <w:pPr>
-        <w:spacing w:before="120"/>
-        <w:jc w:val="center"/>
-      </w:pPr>
-    </w:p>
-    <w:p>
-      <w:pPr>
-        <w:spacing w:before="120"/>
-        <w:jc w:val="center"/>
-      </w:pPr>
-    </w:p>
-    <w:p>
-      <w:pPr>
-        <w:spacing w:before="120"/>
-        <w:jc w:val="center"/>
-      </w:pPr>
-    </w:p>
-    <w:p>
-      <w:pPr>
-        <w:spacing w:before="120"/>
-        <w:jc w:val="center"/>
-      </w:pPr>
-    </w:p>
-    <w:p>
-      <w:pPr>
-        <w:spacing w:before="120"/>
-        <w:jc w:val="center"/>
-        <w:rPr>
-          <w:b/>
-          <w:bCs/>
-        </w:rPr>
-      </w:pPr>
-      <w:r>
-        <w:rPr>
-          <w:b/>
-          <w:bCs/>
-        </w:rPr>
-        <w:lastRenderedPageBreak/>
-        <w:t>System Overview</w:t>
-      </w:r>
-    </w:p>
-    <w:p>
-      <w:pPr>
-        <w:spacing w:before="120"/>
-        <w:jc w:val="center"/>
-      </w:pPr>
-      <w:r>
-        <w:t>Production-grade ensemble recommendation system serving 10,000 songs to 500 users with &lt;100ms latency. Combines collaborative filtering (user behavior patterns), content-based filtering (audio features), and popularity baseline to handle cold-start and deliver personalized recommendations.</w:t>
-      </w:r>
-    </w:p>
-    <w:p>
-      <w:pPr>
-        <w:spacing w:before="120"/>
-        <w:jc w:val="center"/>
-      </w:pPr>
-    </w:p>
-    <w:p>
-      <w:pPr>
-        <w:spacing w:before="120"/>
-        <w:jc w:val="center"/>
-        <w:rPr>
-          <w:b/>
-          <w:bCs/>
-        </w:rPr>
-      </w:pPr>
-      <w:r>
-        <w:rPr>
-          <w:b/>
-          <w:bCs/>
-        </w:rPr>
         <w:t>How The Models Work</w:t>
       </w:r>
     </w:p>
     <w:p>
       <w:pPr>
+        <w:numPr>
+          <w:ilvl w:val="0"/>
+          <w:numId w:val="30"/>
+        </w:numPr>
         <w:spacing w:before="120"/>
         <w:jc w:val="center"/>
-        <w:rPr>
-          <w:b/>
-          <w:bCs/>
-        </w:rPr>
       </w:pPr>
       <w:r>
-        <w:rPr>
-          <w:b/>
-          <w:bCs/>
-        </w:rPr>
-        <w:t>1. Collaborative Filtering (NMF) - 60% weight</w:t>
+        <w:t>Collaborative Filtering (ALS) - 60% weight Predicts based on what similar users liked. Logic: 'Users who liked songs A, B, C also liked song D, so you'll probably like D.' Uses matrix factorization (ALS - Alternating Least Squares) from the 'implicit' library to find hidden patterns—decomposes the user-song interaction matrix into user preferences and song characteristics. Optimized for implicit feedback (play counts vs explicit ratings). Doesn't use song features (genre, artist)—</w:t>
+      </w:r>
+      <w:proofErr w:type="gramStart"/>
+      <w:r>
+        <w:t>learns</w:t>
+      </w:r>
+      <w:proofErr w:type="gramEnd"/>
+      <w:r>
+        <w:t xml:space="preserve"> purely from listening patterns. Fast training (3 min) and production-proven (used by Spotify, Netflix</w:t>
+      </w:r>
+      <w:proofErr w:type="gramStart"/>
+      <w:r>
+        <w:t>), but</w:t>
+      </w:r>
+      <w:proofErr w:type="gramEnd"/>
+      <w:r>
+        <w:t xml:space="preserve"> fails for new users (no history).</w:t>
       </w:r>
     </w:p>
     <w:p>
       <w:pPr>
+        <w:numPr>
+          <w:ilvl w:val="0"/>
+          <w:numId w:val="30"/>
+        </w:numPr>
         <w:spacing w:before="120"/>
         <w:jc w:val="center"/>
       </w:pPr>
       <w:r>
-        <w:t>Predicts based on what similar users liked. Logic: 'Users who liked songs A, B, C also liked song D, so you'll probably like D.' Uses matrix factorization (NMF) to find hidden patterns—decomposes the user-song interaction matrix into user preferences and song characteristics. Doesn't use song features (genre, artist)—learns purely from listening patterns. Fast training (5 min) but fails for new users (no history).</w:t>
-      </w:r>
-    </w:p>
-    <w:p>
-      <w:pPr>
-        <w:spacing w:before="120"/>
-        <w:jc w:val="center"/>
-        <w:rPr>
-          <w:b/>
-          <w:bCs/>
-        </w:rPr>
-      </w:pPr>
-      <w:r>
-        <w:rPr>
-          <w:b/>
-          <w:bCs/>
-        </w:rPr>
-        <w:t>2. Content-Based Filtering - 30% weight</w:t>
-      </w:r>
-    </w:p>
-    <w:p>
-      <w:pPr>
-        <w:spacing w:before="120"/>
-        <w:jc w:val="center"/>
-      </w:pPr>
-      <w:r>
-        <w:t xml:space="preserve">Predicts based on song features. Logic: 'You like high-energy rock </w:t>
+        <w:t xml:space="preserve">Content-Based Filtering - 30% weight Predicts based on song features. Logic: 'You like high-energy rock </w:t>
       </w:r>
       <w:proofErr w:type="gramStart"/>
       <w:r>
@@ -534,24 +170,36 @@
       </w:r>
       <w:proofErr w:type="gramEnd"/>
       <w:r>
-        <w:t xml:space="preserve"> here are similar ones.' Uses audio features: energy (0-1, intensity), tempo (BPM), valence (0-1, happiness), danceability (0-1). Compares songs using cosine similarity—finds songs with similar feature patterns. Solves cold-start (works for new users) but can create filter bubbles (recommends too similar songs).</w:t>
+        <w:t xml:space="preserve"> here are similar ones.' Uses audio features: energy (0-1, intensity), tempo (BPM), valence (0-1, happiness), danceability (0-1). Compares songs using cosine </w:t>
+      </w:r>
+      <w:proofErr w:type="gramStart"/>
+      <w:r>
+        <w:t>similarity—</w:t>
+      </w:r>
+      <w:proofErr w:type="gramEnd"/>
+      <w:r>
+        <w:t xml:space="preserve">finds songs with similar feature patterns. Solves </w:t>
+      </w:r>
+      <w:proofErr w:type="gramStart"/>
+      <w:r>
+        <w:t>cold-start</w:t>
+      </w:r>
+      <w:proofErr w:type="gramEnd"/>
+      <w:r>
+        <w:t xml:space="preserve"> (works for new users) but can create filter bubbles (recommends too similar songs).</w:t>
       </w:r>
     </w:p>
     <w:p>
       <w:pPr>
+        <w:numPr>
+          <w:ilvl w:val="0"/>
+          <w:numId w:val="30"/>
+        </w:numPr>
         <w:spacing w:before="120"/>
         <w:jc w:val="center"/>
-        <w:rPr>
-          <w:b/>
-          <w:bCs/>
-        </w:rPr>
       </w:pPr>
       <w:r>
-        <w:rPr>
-          <w:b/>
-          <w:bCs/>
-        </w:rPr>
-        <w:t>3. Ensemble Strategy - Adaptive Weighting</w:t>
+        <w:t>Ensemble Strategy - Adaptive Weighting Combines both models intelligently. Default: 60% collaborative + 30% content-based + 10% popularity. For new users (0 interactions): 70% content-based + 30% popularity. For warming users (1-5 interactions): 50/50 split. This ensures every user gets quality recommendations from day 1, gradually shifting to personalized collaborative filtering as listening history grows.</w:t>
       </w:r>
     </w:p>
     <w:p>
@@ -560,164 +208,28 @@
         <w:jc w:val="center"/>
       </w:pPr>
       <w:r>
-        <w:t>Combines both models intelligently. Default: 60% collaborative + 30% content-based + 10% popularity. For new users (0 interactions): 70% content-based + 30% popularity. For warming users (1-5 interactions): 50/50 split. This ensures every user gets quality recommendations from day 1, gradually shifting to personalized collaborative filtering as listening history grows.</w:t>
+        <w:t xml:space="preserve">Key System Design Decisions Why ALS instead of Deep Learning? Trade-off: Speed vs Accuracy. ALS trains in 3 minutes vs 2+ hours for neural collaborative filtering. At 10K song scale, accuracy difference is only 2-3% but iteration speed is 10x faster. ALS is production-tested (Spotify, Netflix) and optimized for implicit feedback (play counts). For 1M+ songs, </w:t>
+      </w:r>
+      <w:proofErr w:type="gramStart"/>
+      <w:r>
+        <w:t>would</w:t>
+      </w:r>
+      <w:proofErr w:type="gramEnd"/>
+      <w:r>
+        <w:t xml:space="preserve"> migrate to two-tower neural networks, but ALS is optimal for MVP and scales well to 100K+ users. Cold-Start Handling Problem: New users have no history, making collaborative filtering useless. Solution: Multi-tier fallback. New users get content-based recommendations (based on popular songs in preferred genres). As they listen, system gradually shifts to collaborative filtering. Result: 100% user coverage from day 1. Inference Optimization: &lt;100ms Target Techniques:</w:t>
       </w:r>
     </w:p>
     <w:p>
       <w:pPr>
-        <w:spacing w:before="120"/>
-        <w:jc w:val="center"/>
-      </w:pPr>
-    </w:p>
-    <w:p>
-      <w:pPr>
-        <w:spacing w:before="120"/>
-        <w:jc w:val="center"/>
-        <w:rPr>
-          <w:b/>
-          <w:bCs/>
-        </w:rPr>
-      </w:pPr>
-      <w:r>
-        <w:rPr>
-          <w:b/>
-          <w:bCs/>
-        </w:rPr>
-        <w:t>Key System Design Decisions</w:t>
-      </w:r>
-    </w:p>
-    <w:p>
-      <w:pPr>
-        <w:spacing w:before="120"/>
-        <w:jc w:val="center"/>
-        <w:rPr>
-          <w:b/>
-          <w:bCs/>
-        </w:rPr>
-      </w:pPr>
-      <w:r>
-        <w:rPr>
-          <w:b/>
-          <w:bCs/>
-        </w:rPr>
-        <w:t>Why NMF instead of Deep Learning?</w:t>
-      </w:r>
-    </w:p>
-    <w:p>
-      <w:pPr>
-        <w:spacing w:before="120"/>
-        <w:jc w:val="center"/>
-      </w:pPr>
-      <w:r>
-        <w:rPr>
-          <w:b/>
-          <w:bCs/>
-        </w:rPr>
-        <w:t>Trade-off: Speed vs Accuracy.</w:t>
-      </w:r>
-      <w:r>
-        <w:t xml:space="preserve"> NMF trains in 5 minutes vs 30+ minutes for neural collaborative filtering. At 10K song scale, accuracy difference is only 2-3% but iteration speed is 6x faster. For 1M+ songs, would migrate to two-tower neural networks, but NMF is optimal for MVP.</w:t>
-      </w:r>
-    </w:p>
-    <w:p>
-      <w:pPr>
-        <w:spacing w:before="120"/>
-        <w:jc w:val="center"/>
-        <w:rPr>
-          <w:b/>
-          <w:bCs/>
-        </w:rPr>
-      </w:pPr>
-      <w:r>
-        <w:rPr>
-          <w:b/>
-          <w:bCs/>
-        </w:rPr>
-        <w:t>Cold-Start Handling</w:t>
-      </w:r>
-    </w:p>
-    <w:p>
-      <w:pPr>
-        <w:spacing w:before="120"/>
-        <w:jc w:val="center"/>
-      </w:pPr>
-      <w:r>
-        <w:rPr>
-          <w:b/>
-          <w:bCs/>
-        </w:rPr>
-        <w:t>Problem:</w:t>
-      </w:r>
-      <w:r>
-        <w:t xml:space="preserve"> New users have no history, making collaborative filtering useless.</w:t>
-      </w:r>
-      <w:r>
-        <w:br/>
-      </w:r>
-      <w:r>
-        <w:rPr>
-          <w:b/>
-          <w:bCs/>
-        </w:rPr>
-        <w:t>Solution:</w:t>
-      </w:r>
-      <w:r>
-        <w:t xml:space="preserve"> Multi-tier fallback. New users get content-based recommendations (based on popular songs in preferred genres). As they listen, system gradually shifts to collaborative filtering.</w:t>
-      </w:r>
-      <w:r>
-        <w:br/>
-      </w:r>
-      <w:r>
-        <w:rPr>
-          <w:b/>
-          <w:bCs/>
-        </w:rPr>
-        <w:t>Result:</w:t>
-      </w:r>
-      <w:r>
-        <w:t xml:space="preserve"> 100% user coverage from day 1.</w:t>
-      </w:r>
-    </w:p>
-    <w:p>
-      <w:pPr>
-        <w:spacing w:before="120"/>
-        <w:jc w:val="center"/>
-        <w:rPr>
-          <w:b/>
-          <w:bCs/>
-        </w:rPr>
-      </w:pPr>
-      <w:r>
-        <w:rPr>
-          <w:b/>
-          <w:bCs/>
-        </w:rPr>
-        <w:t>Inference Optimization: &lt;100ms Target</w:t>
-      </w:r>
-    </w:p>
-    <w:p>
-      <w:pPr>
-        <w:spacing w:before="120"/>
-        <w:jc w:val="center"/>
-      </w:pPr>
-      <w:r>
-        <w:rPr>
-          <w:b/>
-          <w:bCs/>
-        </w:rPr>
-        <w:t>Techniques:</w:t>
-      </w:r>
-    </w:p>
-    <w:p>
-      <w:pPr>
         <w:numPr>
           <w:ilvl w:val="0"/>
-          <w:numId w:val="22"/>
+          <w:numId w:val="31"/>
         </w:numPr>
         <w:spacing w:before="120"/>
         <w:jc w:val="center"/>
       </w:pPr>
       <w:r>
+        <w:lastRenderedPageBreak/>
         <w:t>Sparse matrices—98% sparsity reduces memory from 400MB to 8MB</w:t>
       </w:r>
     </w:p>
@@ -725,13 +237,12 @@
       <w:pPr>
         <w:numPr>
           <w:ilvl w:val="0"/>
-          <w:numId w:val="22"/>
+          <w:numId w:val="31"/>
         </w:numPr>
         <w:spacing w:before="120"/>
         <w:jc w:val="center"/>
       </w:pPr>
       <w:r>
-        <w:lastRenderedPageBreak/>
         <w:t>Pre-computed embeddings—user/item factors calculated during training, not inference</w:t>
       </w:r>
     </w:p>
@@ -739,7 +250,7 @@
       <w:pPr>
         <w:numPr>
           <w:ilvl w:val="0"/>
-          <w:numId w:val="22"/>
+          <w:numId w:val="31"/>
         </w:numPr>
         <w:spacing w:before="120"/>
         <w:jc w:val="center"/>
@@ -752,76 +263,20 @@
       <w:pPr>
         <w:numPr>
           <w:ilvl w:val="0"/>
-          <w:numId w:val="22"/>
+          <w:numId w:val="31"/>
         </w:numPr>
         <w:spacing w:before="120"/>
         <w:jc w:val="center"/>
       </w:pPr>
       <w:r>
-        <w:t>Model caching—loads once at startup (2-3s cold start), serves all requests in &lt;5ms</w:t>
+        <w:t>Model caching—loads once at startup (2-3s cold start), serves all requests in &lt;5ms Caching Strategy What gets cached: Models (ALS factors, song features, metadata) What doesn't: Individual recommendations Why?</w:t>
       </w:r>
     </w:p>
     <w:p>
       <w:pPr>
-        <w:spacing w:before="120"/>
-        <w:jc w:val="center"/>
-        <w:rPr>
-          <w:b/>
-          <w:bCs/>
-        </w:rPr>
-      </w:pPr>
-      <w:r>
-        <w:rPr>
-          <w:b/>
-          <w:bCs/>
-        </w:rPr>
-        <w:t>Caching Strategy</w:t>
-      </w:r>
-    </w:p>
-    <w:p>
-      <w:pPr>
-        <w:spacing w:before="120"/>
-        <w:jc w:val="center"/>
-      </w:pPr>
-      <w:r>
-        <w:rPr>
-          <w:b/>
-          <w:bCs/>
-        </w:rPr>
-        <w:t>What gets cached:</w:t>
-      </w:r>
-      <w:r>
-        <w:t xml:space="preserve"> Models (NMF factors, song features, metadata)</w:t>
-      </w:r>
-      <w:r>
-        <w:br/>
-      </w:r>
-      <w:r>
-        <w:rPr>
-          <w:b/>
-          <w:bCs/>
-        </w:rPr>
-        <w:t>What doesn't:</w:t>
-      </w:r>
-      <w:r>
-        <w:t xml:space="preserve"> Individual recommendations</w:t>
-      </w:r>
-      <w:r>
-        <w:br/>
-      </w:r>
-      <w:r>
-        <w:rPr>
-          <w:b/>
-          <w:bCs/>
-        </w:rPr>
-        <w:t>Why?</w:t>
-      </w:r>
-    </w:p>
-    <w:p>
-      <w:pPr>
         <w:numPr>
           <w:ilvl w:val="0"/>
-          <w:numId w:val="23"/>
+          <w:numId w:val="31"/>
         </w:numPr>
         <w:spacing w:before="120"/>
         <w:jc w:val="center"/>
@@ -834,88 +289,38 @@
       <w:pPr>
         <w:numPr>
           <w:ilvl w:val="0"/>
-          <w:numId w:val="23"/>
+          <w:numId w:val="31"/>
         </w:numPr>
         <w:spacing w:before="120"/>
         <w:jc w:val="center"/>
       </w:pPr>
+      <w:proofErr w:type="gramStart"/>
       <w:r>
-        <w:t>Compute is fast enough (&lt;100ms)</w:t>
+        <w:t>Compute</w:t>
+      </w:r>
+      <w:proofErr w:type="gramEnd"/>
+      <w:r>
+        <w:t xml:space="preserve"> is fast enough (&lt;100ms)</w:t>
       </w:r>
     </w:p>
     <w:p>
       <w:pPr>
         <w:numPr>
           <w:ilvl w:val="0"/>
-          <w:numId w:val="23"/>
+          <w:numId w:val="31"/>
         </w:numPr>
         <w:spacing w:before="120"/>
         <w:jc w:val="center"/>
       </w:pPr>
       <w:r>
-        <w:t>Caching reduces personalization quality</w:t>
+        <w:t>Caching reduces personalization quality Cold start penalty: 2-3 seconds once, then &lt;5ms per request. Scalability: 10K → 100K Users Current: SQLite, single server, in-memory models ($0 cost) Migration path:</w:t>
       </w:r>
     </w:p>
     <w:p>
       <w:pPr>
-        <w:spacing w:before="120"/>
-        <w:jc w:val="center"/>
-      </w:pPr>
-      <w:r>
-        <w:t>Cold start penalty: 2-3 seconds once, then &lt;5ms per request.</w:t>
-      </w:r>
-    </w:p>
-    <w:p>
-      <w:pPr>
-        <w:spacing w:before="120"/>
-        <w:jc w:val="center"/>
-        <w:rPr>
-          <w:b/>
-          <w:bCs/>
-        </w:rPr>
-      </w:pPr>
-      <w:r>
-        <w:rPr>
-          <w:b/>
-          <w:bCs/>
-        </w:rPr>
-        <w:t>Scalability: 10K → 100K Users</w:t>
-      </w:r>
-    </w:p>
-    <w:p>
-      <w:pPr>
-        <w:spacing w:before="120"/>
-        <w:jc w:val="center"/>
-      </w:pPr>
-      <w:r>
-        <w:rPr>
-          <w:b/>
-          <w:bCs/>
-        </w:rPr>
-        <w:t>Current:</w:t>
-      </w:r>
-      <w:r>
-        <w:t xml:space="preserve"> SQLite, single server, in-memory models ($0 cost)</w:t>
-      </w:r>
-    </w:p>
-    <w:p>
-      <w:pPr>
-        <w:spacing w:before="120"/>
-        <w:jc w:val="center"/>
-      </w:pPr>
-      <w:r>
-        <w:rPr>
-          <w:b/>
-          <w:bCs/>
-        </w:rPr>
-        <w:t>Migration path:</w:t>
-      </w:r>
-    </w:p>
-    <w:p>
-      <w:pPr>
         <w:numPr>
           <w:ilvl w:val="0"/>
-          <w:numId w:val="24"/>
+          <w:numId w:val="31"/>
         </w:numPr>
         <w:spacing w:before="120"/>
         <w:jc w:val="center"/>
@@ -928,7 +333,7 @@
       <w:pPr>
         <w:numPr>
           <w:ilvl w:val="0"/>
-          <w:numId w:val="24"/>
+          <w:numId w:val="31"/>
         </w:numPr>
         <w:spacing w:before="120"/>
         <w:jc w:val="center"/>
@@ -941,7 +346,7 @@
       <w:pPr>
         <w:numPr>
           <w:ilvl w:val="0"/>
-          <w:numId w:val="24"/>
+          <w:numId w:val="31"/>
         </w:numPr>
         <w:spacing w:before="120"/>
         <w:jc w:val="center"/>
@@ -954,13 +359,13 @@
       <w:pPr>
         <w:numPr>
           <w:ilvl w:val="0"/>
-          <w:numId w:val="24"/>
+          <w:numId w:val="31"/>
         </w:numPr>
         <w:spacing w:before="120"/>
         <w:jc w:val="center"/>
       </w:pPr>
       <w:r>
-        <w:t>Model serving cluster for horizontal scaling</w:t>
+        <w:t>Model serving cluster for horizontal scaling Cost: $0 → $50-100/month at 100K users</w:t>
       </w:r>
     </w:p>
     <w:p>
@@ -969,14 +374,7 @@
         <w:jc w:val="center"/>
       </w:pPr>
       <w:r>
-        <w:rPr>
-          <w:b/>
-          <w:bCs/>
-        </w:rPr>
-        <w:t>Cost:</w:t>
-      </w:r>
-      <w:r>
-        <w:t xml:space="preserve"> $0 → $50-100/month at 100K users</w:t>
+        <w:t>Performance Metrics • Precision@10: 15% (industry good: &gt;10%, excellent: &gt;20%) — means 1-2 of top 10 recommendations are relevant • Training Time: 3 minutes for 10K songs (enables daily retraining without significant compute cost) • Inference Latency: &lt;100ms (real-time threshold where users perceive instant response) • Data Sparsity: 98% (typical for rec systems—only 2% of user-song pairs have interactions) • Cold-Start Coverage: 100% (every user gets recommendations from day 1) • Database: ~250MB SQLite (fits free-tier cloud storage)</w:t>
       </w:r>
     </w:p>
     <w:p>
@@ -984,342 +382,73 @@
         <w:spacing w:before="120"/>
         <w:jc w:val="center"/>
       </w:pPr>
-    </w:p>
-    <w:p>
-      <w:pPr>
-        <w:spacing w:before="120"/>
-        <w:jc w:val="center"/>
-      </w:pPr>
-    </w:p>
-    <w:p>
-      <w:pPr>
-        <w:spacing w:before="120"/>
-        <w:jc w:val="center"/>
-      </w:pPr>
-    </w:p>
-    <w:p>
-      <w:pPr>
-        <w:spacing w:before="120"/>
-        <w:jc w:val="center"/>
-      </w:pPr>
-    </w:p>
-    <w:p>
-      <w:pPr>
-        <w:spacing w:before="120"/>
-        <w:jc w:val="center"/>
-      </w:pPr>
-    </w:p>
-    <w:p>
-      <w:pPr>
-        <w:spacing w:before="120"/>
-        <w:jc w:val="center"/>
-      </w:pPr>
-    </w:p>
-    <w:p>
-      <w:pPr>
-        <w:spacing w:before="120"/>
-        <w:jc w:val="center"/>
-      </w:pPr>
-    </w:p>
-    <w:p>
-      <w:pPr>
-        <w:spacing w:before="120"/>
-        <w:jc w:val="center"/>
-      </w:pPr>
-    </w:p>
-    <w:p>
-      <w:pPr>
-        <w:spacing w:before="120"/>
-        <w:jc w:val="center"/>
-      </w:pPr>
-    </w:p>
-    <w:p>
-      <w:pPr>
-        <w:spacing w:before="120"/>
-        <w:jc w:val="center"/>
-      </w:pPr>
-    </w:p>
-    <w:p>
-      <w:pPr>
-        <w:spacing w:before="120"/>
-        <w:jc w:val="center"/>
-      </w:pPr>
-    </w:p>
-    <w:p>
-      <w:pPr>
-        <w:spacing w:before="120"/>
-        <w:jc w:val="center"/>
-        <w:rPr>
-          <w:b/>
-          <w:bCs/>
-        </w:rPr>
-      </w:pPr>
       <w:r>
-        <w:rPr>
-          <w:b/>
-          <w:bCs/>
-        </w:rPr>
-        <w:lastRenderedPageBreak/>
-        <w:t>Performance Metrics</w:t>
+        <w:t xml:space="preserve">Key Questions &amp; Answers about this project Q: How does your system handle new users with no listening history? Multi-tier fallback strategy. New users (0 interactions) get 70% content-based + 30% popularity recommendations. As they listen to 1-5 songs, weights shift to 50/50. Active users (5+ songs) get full 60/30/10 ensemble. This ensures 100% coverage while gradually personalizing. Q: Why is your inference so fast (&lt;100ms)? Four optimizations: Sparse matrices (98% sparsity = 50x memory savings), pre-computed embeddings (calculated during training not inference), vectorized NumPy operations (no Python loops), and model-level </w:t>
+      </w:r>
+      <w:proofErr w:type="gramStart"/>
+      <w:r>
+        <w:t>caching</w:t>
+      </w:r>
+      <w:proofErr w:type="gramEnd"/>
+      <w:r>
+        <w:t xml:space="preserve"> (load once, serve forever). Q: What's your biggest system bottleneck? Database writes. SQLite doesn't handle concurrent writes—if 100 users played songs simultaneously, we'd have write conflicts. Solution: Migrate to PostgreSQL with connection pooling. But at current scale (500 users), SQLite's simplicity and $0 cost outweigh the limitation. Q: How would you </w:t>
+      </w:r>
+      <w:proofErr w:type="gramStart"/>
+      <w:r>
+        <w:t>scale to</w:t>
+      </w:r>
+      <w:proofErr w:type="gramEnd"/>
+      <w:r>
+        <w:t xml:space="preserve"> 1 million users? Four changes:</w:t>
       </w:r>
     </w:p>
     <w:p>
       <w:pPr>
+        <w:numPr>
+          <w:ilvl w:val="0"/>
+          <w:numId w:val="32"/>
+        </w:numPr>
         <w:spacing w:before="120"/>
         <w:jc w:val="center"/>
       </w:pPr>
       <w:r>
-        <w:t xml:space="preserve">• </w:t>
+        <w:t xml:space="preserve">PostgreSQL for concurrent </w:t>
       </w:r>
+      <w:proofErr w:type="gramStart"/>
       <w:r>
-        <w:rPr>
-          <w:b/>
-          <w:bCs/>
-        </w:rPr>
-        <w:t>Precision@10:</w:t>
+        <w:t>writes</w:t>
       </w:r>
+      <w:proofErr w:type="gramEnd"/>
       <w:r>
-        <w:t xml:space="preserve"> 15% (industry good: &gt;10%, excellent: &gt;20%) — means 1-2 of top 10 recommendations are relevant</w:t>
-      </w:r>
-      <w:r>
-        <w:br/>
-        <w:t xml:space="preserve">• </w:t>
-      </w:r>
-      <w:r>
-        <w:rPr>
-          <w:b/>
-          <w:bCs/>
-        </w:rPr>
-        <w:t>Training Time:</w:t>
-      </w:r>
-      <w:r>
-        <w:t xml:space="preserve"> 5 minutes for 10K songs (acceptable for daily retraining)</w:t>
-      </w:r>
-      <w:r>
-        <w:br/>
-        <w:t xml:space="preserve">• </w:t>
-      </w:r>
-      <w:r>
-        <w:rPr>
-          <w:b/>
-          <w:bCs/>
-        </w:rPr>
-        <w:t>Inference Latency:</w:t>
-      </w:r>
-      <w:r>
-        <w:t xml:space="preserve"> &lt;100ms (real-time threshold where users perceive instant response)</w:t>
-      </w:r>
-      <w:r>
-        <w:br/>
-        <w:t xml:space="preserve">• </w:t>
-      </w:r>
-      <w:r>
-        <w:rPr>
-          <w:b/>
-          <w:bCs/>
-        </w:rPr>
-        <w:t>Data Sparsity:</w:t>
-      </w:r>
-      <w:r>
-        <w:t xml:space="preserve"> 98% (typical for rec systems—only 2% of user-song pairs have interactions)</w:t>
-      </w:r>
-      <w:r>
-        <w:br/>
-        <w:t xml:space="preserve">• </w:t>
-      </w:r>
-      <w:r>
-        <w:rPr>
-          <w:b/>
-          <w:bCs/>
-        </w:rPr>
-        <w:t>Cold-Start Coverage:</w:t>
-      </w:r>
-      <w:r>
-        <w:t xml:space="preserve"> 100% (every user gets recommendations from day 1)</w:t>
-      </w:r>
-      <w:r>
-        <w:br/>
-        <w:t xml:space="preserve">• </w:t>
-      </w:r>
-      <w:r>
-        <w:rPr>
-          <w:b/>
-          <w:bCs/>
-        </w:rPr>
-        <w:t>Database:</w:t>
-      </w:r>
-      <w:r>
-        <w:t xml:space="preserve"> ~250MB SQLite (fits free-tier cloud storage)</w:t>
+        <w:t xml:space="preserve"> and horizontal scaling</w:t>
       </w:r>
     </w:p>
     <w:p>
       <w:pPr>
+        <w:numPr>
+          <w:ilvl w:val="0"/>
+          <w:numId w:val="32"/>
+        </w:numPr>
         <w:spacing w:before="120"/>
         <w:jc w:val="center"/>
       </w:pPr>
-    </w:p>
-    <w:p>
-      <w:pPr>
-        <w:spacing w:before="120"/>
-        <w:jc w:val="center"/>
-        <w:rPr>
-          <w:b/>
-          <w:bCs/>
-          <w:color w:val="EE0000"/>
-        </w:rPr>
-      </w:pPr>
       <w:r>
-        <w:rPr>
-          <w:b/>
-          <w:bCs/>
-          <w:color w:val="EE0000"/>
-        </w:rPr>
-        <w:t>Key Questions &amp; Answers</w:t>
+        <w:t xml:space="preserve">Redis for distributed model </w:t>
       </w:r>
+      <w:proofErr w:type="gramStart"/>
       <w:r>
-        <w:rPr>
-          <w:b/>
-          <w:bCs/>
-          <w:color w:val="EE0000"/>
-        </w:rPr>
-        <w:t xml:space="preserve"> about this project</w:t>
+        <w:t>caching</w:t>
+      </w:r>
+      <w:proofErr w:type="gramEnd"/>
+      <w:r>
+        <w:t xml:space="preserve"> across servers</w:t>
       </w:r>
     </w:p>
     <w:p>
       <w:pPr>
-        <w:spacing w:before="120"/>
-        <w:jc w:val="center"/>
-        <w:rPr>
-          <w:b/>
-          <w:bCs/>
-        </w:rPr>
-      </w:pPr>
-      <w:r>
-        <w:rPr>
-          <w:b/>
-          <w:bCs/>
-        </w:rPr>
-        <w:t>Q: How does your system handle new users with no listening history?</w:t>
-      </w:r>
-    </w:p>
-    <w:p>
-      <w:pPr>
-        <w:spacing w:before="120"/>
-        <w:jc w:val="center"/>
-      </w:pPr>
-      <w:r>
-        <w:t>Multi-tier fallback strategy. New users (0 interactions) get 70% content-based + 30% popularity recommendations. As they listen to 1-5 songs, weights shift to 50/50. Active users (5+ songs) get full 60/30/10 ensemble. This ensures 100% coverage while gradually personalizing.</w:t>
-      </w:r>
-    </w:p>
-    <w:p>
-      <w:pPr>
-        <w:spacing w:before="120"/>
-        <w:jc w:val="center"/>
-        <w:rPr>
-          <w:b/>
-          <w:bCs/>
-        </w:rPr>
-      </w:pPr>
-      <w:r>
-        <w:rPr>
-          <w:b/>
-          <w:bCs/>
-        </w:rPr>
-        <w:t>Q: Why is your inference so fast (&lt;100ms)?</w:t>
-      </w:r>
-    </w:p>
-    <w:p>
-      <w:pPr>
-        <w:spacing w:before="120"/>
-        <w:jc w:val="center"/>
-      </w:pPr>
-      <w:r>
-        <w:t>Four optimizations: Sparse matrices (98% sparsity = 50x memory savings), pre-computed embeddings (calculated during training not inference), vectorized NumPy operations (no Python loops), and model-level caching (load once, serve forever).</w:t>
-      </w:r>
-    </w:p>
-    <w:p>
-      <w:pPr>
-        <w:spacing w:before="120"/>
-        <w:jc w:val="center"/>
-        <w:rPr>
-          <w:b/>
-          <w:bCs/>
-        </w:rPr>
-      </w:pPr>
-      <w:r>
-        <w:rPr>
-          <w:b/>
-          <w:bCs/>
-        </w:rPr>
-        <w:t>Q: What's your biggest system bottleneck?</w:t>
-      </w:r>
-    </w:p>
-    <w:p>
-      <w:pPr>
-        <w:spacing w:before="120"/>
-        <w:jc w:val="center"/>
-      </w:pPr>
-      <w:r>
-        <w:t>Database writes. SQLite doesn't handle concurrent writes—if 100 users played songs simultaneously, we'd have write conflicts. Solution: Migrate to PostgreSQL with connection pooling. But at current scale (500 users), SQLite's simplicity and $0 cost outweigh the limitation.</w:t>
-      </w:r>
-    </w:p>
-    <w:p>
-      <w:pPr>
-        <w:spacing w:before="120"/>
-        <w:jc w:val="center"/>
-        <w:rPr>
-          <w:b/>
-          <w:bCs/>
-        </w:rPr>
-      </w:pPr>
-      <w:r>
-        <w:rPr>
-          <w:b/>
-          <w:bCs/>
-        </w:rPr>
-        <w:t>Q: How would you scale to 1 million users?</w:t>
-      </w:r>
-    </w:p>
-    <w:p>
-      <w:pPr>
-        <w:spacing w:before="120"/>
-        <w:jc w:val="center"/>
-      </w:pPr>
-      <w:r>
-        <w:t>Four changes:</w:t>
-      </w:r>
-    </w:p>
-    <w:p>
-      <w:pPr>
         <w:numPr>
           <w:ilvl w:val="0"/>
-          <w:numId w:val="25"/>
-        </w:numPr>
-        <w:spacing w:before="120"/>
-        <w:jc w:val="center"/>
-      </w:pPr>
-      <w:r>
-        <w:t>PostgreSQL for concurrent writes and horizontal scaling</w:t>
-      </w:r>
-    </w:p>
-    <w:p>
-      <w:pPr>
-        <w:numPr>
-          <w:ilvl w:val="0"/>
-          <w:numId w:val="25"/>
-        </w:numPr>
-        <w:spacing w:before="120"/>
-        <w:jc w:val="center"/>
-      </w:pPr>
-      <w:r>
-        <w:t>Redis for distributed model caching across servers</w:t>
-      </w:r>
-    </w:p>
-    <w:p>
-      <w:pPr>
-        <w:numPr>
-          <w:ilvl w:val="0"/>
-          <w:numId w:val="25"/>
+          <w:numId w:val="32"/>
         </w:numPr>
         <w:spacing w:before="120"/>
         <w:jc w:val="center"/>
@@ -1332,181 +461,21 @@
       <w:pPr>
         <w:numPr>
           <w:ilvl w:val="0"/>
-          <w:numId w:val="25"/>
+          <w:numId w:val="32"/>
         </w:numPr>
         <w:spacing w:before="120"/>
         <w:jc w:val="center"/>
       </w:pPr>
       <w:r>
-        <w:t>Consider two-tower neural networks if accuracy becomes critical</w:t>
+        <w:t xml:space="preserve">Consider two-tower neural networks if accuracy becomes critical Cost scales to $200-500/month. Q: Why use synthetic data for the live demo? Technical </w:t>
       </w:r>
-    </w:p>
-    <w:p>
-      <w:pPr>
-        <w:spacing w:before="120"/>
-        <w:jc w:val="center"/>
-      </w:pPr>
+      <w:proofErr w:type="gramStart"/>
       <w:r>
-        <w:t>Cost scales to $200-500/month.</w:t>
+        <w:t>constraints: •</w:t>
       </w:r>
-    </w:p>
-    <w:p>
-      <w:pPr>
-        <w:spacing w:before="120"/>
-        <w:jc w:val="center"/>
-        <w:rPr>
-          <w:b/>
-          <w:bCs/>
-        </w:rPr>
-      </w:pPr>
+      <w:proofErr w:type="gramEnd"/>
       <w:r>
-        <w:rPr>
-          <w:b/>
-          <w:bCs/>
-        </w:rPr>
-        <w:t>Q: Why use synthetic data for the live demo?</w:t>
-      </w:r>
-    </w:p>
-    <w:p>
-      <w:pPr>
-        <w:spacing w:before="120"/>
-        <w:jc w:val="center"/>
-      </w:pPr>
-      <w:r>
-        <w:rPr>
-          <w:b/>
-          <w:bCs/>
-        </w:rPr>
-        <w:t>Technical constraints:</w:t>
-      </w:r>
-    </w:p>
-    <w:p>
-      <w:pPr>
-        <w:numPr>
-          <w:ilvl w:val="0"/>
-          <w:numId w:val="26"/>
-        </w:numPr>
-        <w:spacing w:before="120"/>
-        <w:jc w:val="center"/>
-      </w:pPr>
-      <w:proofErr w:type="spellStart"/>
-      <w:r>
-        <w:t>Streamlit</w:t>
-      </w:r>
-      <w:proofErr w:type="spellEnd"/>
-      <w:r>
-        <w:t xml:space="preserve"> Cloud has a 100MB upload limit (database + models = 450MB total)</w:t>
-      </w:r>
-    </w:p>
-    <w:p>
-      <w:pPr>
-        <w:numPr>
-          <w:ilvl w:val="0"/>
-          <w:numId w:val="26"/>
-        </w:numPr>
-        <w:spacing w:before="120"/>
-        <w:jc w:val="center"/>
-      </w:pPr>
-      <w:r>
-        <w:t>Database configuration requires server-side setup not available in free tier</w:t>
-      </w:r>
-    </w:p>
-    <w:p>
-      <w:pPr>
-        <w:numPr>
-          <w:ilvl w:val="0"/>
-          <w:numId w:val="26"/>
-        </w:numPr>
-        <w:spacing w:before="120"/>
-        <w:jc w:val="center"/>
-      </w:pPr>
-      <w:r>
-        <w:t>Deployment with full data takes 10+ minutes vs 2 minutes for lightweight version</w:t>
-      </w:r>
-    </w:p>
-    <w:p>
-      <w:pPr>
-        <w:spacing w:before="120"/>
-        <w:jc w:val="center"/>
-      </w:pPr>
-      <w:r>
-        <w:rPr>
-          <w:b/>
-          <w:bCs/>
-        </w:rPr>
-        <w:lastRenderedPageBreak/>
-        <w:t>Benefits:</w:t>
-      </w:r>
-    </w:p>
-    <w:p>
-      <w:pPr>
-        <w:numPr>
-          <w:ilvl w:val="0"/>
-          <w:numId w:val="27"/>
-        </w:numPr>
-        <w:spacing w:before="120"/>
-        <w:jc w:val="center"/>
-      </w:pPr>
-      <w:r>
-        <w:t>Recruiters can test immediately without setup</w:t>
-      </w:r>
-    </w:p>
-    <w:p>
-      <w:pPr>
-        <w:numPr>
-          <w:ilvl w:val="0"/>
-          <w:numId w:val="27"/>
-        </w:numPr>
-        <w:spacing w:before="120"/>
-        <w:jc w:val="center"/>
-      </w:pPr>
-      <w:r>
-        <w:t>Same algorithms demonstrate full ML capabilities</w:t>
-      </w:r>
-    </w:p>
-    <w:p>
-      <w:pPr>
-        <w:numPr>
-          <w:ilvl w:val="0"/>
-          <w:numId w:val="27"/>
-        </w:numPr>
-        <w:spacing w:before="120"/>
-        <w:jc w:val="center"/>
-      </w:pPr>
-      <w:r>
-        <w:t>Production version available by cloning repository</w:t>
-      </w:r>
-    </w:p>
-    <w:p>
-      <w:pPr>
-        <w:spacing w:before="120"/>
-        <w:jc w:val="center"/>
-      </w:pPr>
-    </w:p>
-    <w:p>
-      <w:pPr>
-        <w:spacing w:before="120"/>
-        <w:jc w:val="center"/>
-        <w:rPr>
-          <w:b/>
-          <w:bCs/>
-        </w:rPr>
-      </w:pPr>
-      <w:r>
-        <w:rPr>
-          <w:b/>
-          <w:bCs/>
-        </w:rPr>
-        <w:t>Technology Stack Rationale</w:t>
-      </w:r>
-    </w:p>
-    <w:p>
-      <w:pPr>
-        <w:spacing w:before="120"/>
-        <w:jc w:val="center"/>
-      </w:pPr>
-      <w:r>
-        <w:t xml:space="preserve">Python + Scikit-learn (industry standard, fast prototyping) • SQLite → PostgreSQL path (start free, scale when needed) • </w:t>
+        <w:t xml:space="preserve"> </w:t>
       </w:r>
       <w:proofErr w:type="spellStart"/>
       <w:r>
@@ -1514,7 +483,76 @@
       </w:r>
       <w:proofErr w:type="spellEnd"/>
       <w:r>
-        <w:t xml:space="preserve"> (30 min UI vs 6 hours for React) • Docker + </w:t>
+        <w:t xml:space="preserve"> Cloud has a 100MB upload limit (database + models = 450MB </w:t>
+      </w:r>
+      <w:proofErr w:type="gramStart"/>
+      <w:r>
+        <w:t>total) •</w:t>
+      </w:r>
+      <w:proofErr w:type="gramEnd"/>
+      <w:r>
+        <w:t xml:space="preserve"> Database configuration requires server-side setup not </w:t>
+      </w:r>
+      <w:r>
+        <w:lastRenderedPageBreak/>
+        <w:t xml:space="preserve">available in free tier • Deployment with full data takes 10+ minutes vs 2 minutes for lightweight version </w:t>
+      </w:r>
+      <w:proofErr w:type="gramStart"/>
+      <w:r>
+        <w:t>Benefits: •</w:t>
+      </w:r>
+      <w:proofErr w:type="gramEnd"/>
+      <w:r>
+        <w:t xml:space="preserve"> Recruiters can test immediately without setup • Same algorithms demonstrate full ML capabilities • Production version available by cloning repository</w:t>
+      </w:r>
+    </w:p>
+    <w:p>
+      <w:pPr>
+        <w:spacing w:before="120"/>
+        <w:jc w:val="center"/>
+      </w:pPr>
+      <w:r>
+        <w:t xml:space="preserve">Technology Stack Rationale Python + implicit library (production-proven ALS </w:t>
+      </w:r>
+      <w:proofErr w:type="gramStart"/>
+      <w:r>
+        <w:t>implementation) •</w:t>
+      </w:r>
+      <w:proofErr w:type="gramEnd"/>
+      <w:r>
+        <w:t xml:space="preserve"> Scikit-learn (content-based </w:t>
+      </w:r>
+      <w:proofErr w:type="gramStart"/>
+      <w:r>
+        <w:t>filtering) •</w:t>
+      </w:r>
+      <w:proofErr w:type="gramEnd"/>
+      <w:r>
+        <w:t xml:space="preserve"> SQLite → PostgreSQL path (start free, scale when </w:t>
+      </w:r>
+      <w:proofErr w:type="gramStart"/>
+      <w:r>
+        <w:t>needed) •</w:t>
+      </w:r>
+      <w:proofErr w:type="gramEnd"/>
+      <w:r>
+        <w:t xml:space="preserve"> </w:t>
+      </w:r>
+      <w:proofErr w:type="spellStart"/>
+      <w:r>
+        <w:t>Streamlit</w:t>
+      </w:r>
+      <w:proofErr w:type="spellEnd"/>
+      <w:r>
+        <w:t xml:space="preserve"> (30 min UI vs 6 hours for </w:t>
+      </w:r>
+      <w:proofErr w:type="gramStart"/>
+      <w:r>
+        <w:t>React) •</w:t>
+      </w:r>
+      <w:proofErr w:type="gramEnd"/>
+      <w:r>
+        <w:t xml:space="preserve"> Docker + </w:t>
       </w:r>
       <w:proofErr w:type="spellStart"/>
       <w:r>
@@ -1522,7 +560,23 @@
       </w:r>
       <w:proofErr w:type="spellEnd"/>
       <w:r>
-        <w:t xml:space="preserve"> (production-ready API deployment) • SciPy sparse matrices (memory efficiency) • Philosophy: Choose boring technology that scales.</w:t>
+        <w:t xml:space="preserve"> (production-ready API </w:t>
+      </w:r>
+      <w:proofErr w:type="gramStart"/>
+      <w:r>
+        <w:t>deployment) •</w:t>
+      </w:r>
+      <w:proofErr w:type="gramEnd"/>
+      <w:r>
+        <w:t xml:space="preserve"> SciPy sparse matrices (memory </w:t>
+      </w:r>
+      <w:proofErr w:type="gramStart"/>
+      <w:r>
+        <w:t>efficiency) •</w:t>
+      </w:r>
+      <w:proofErr w:type="gramEnd"/>
+      <w:r>
+        <w:t xml:space="preserve"> Philosophy: Choose boring technology that scales.</w:t>
       </w:r>
     </w:p>
     <w:p>
@@ -1530,21 +584,7 @@
         <w:spacing w:before="120"/>
         <w:jc w:val="center"/>
       </w:pPr>
-    </w:p>
-    <w:p>
-      <w:pPr>
-        <w:spacing w:before="120"/>
-        <w:jc w:val="center"/>
-        <w:rPr>
-          <w:b/>
-          <w:bCs/>
-        </w:rPr>
-      </w:pPr>
       <w:r>
-        <w:rPr>
-          <w:b/>
-          <w:bCs/>
-        </w:rPr>
         <w:t>ML System Design Principles Demonstrated</w:t>
       </w:r>
     </w:p>
@@ -1552,140 +592,91 @@
       <w:pPr>
         <w:numPr>
           <w:ilvl w:val="0"/>
-          <w:numId w:val="28"/>
+          <w:numId w:val="33"/>
         </w:numPr>
         <w:spacing w:before="120"/>
         <w:jc w:val="center"/>
       </w:pPr>
       <w:r>
-        <w:rPr>
-          <w:b/>
-          <w:bCs/>
-        </w:rPr>
-        <w:t>Latency vs Accuracy Trade-offs:</w:t>
-      </w:r>
-      <w:r>
-        <w:t xml:space="preserve"> NMF over deep learning (6x faster, 2-3% accuracy cost)</w:t>
+        <w:t>Latency vs Accuracy Trade-offs: ALS over deep learning (10x faster, 2-3% accuracy cost)</w:t>
       </w:r>
     </w:p>
     <w:p>
       <w:pPr>
         <w:numPr>
           <w:ilvl w:val="0"/>
-          <w:numId w:val="28"/>
+          <w:numId w:val="33"/>
         </w:numPr>
         <w:spacing w:before="120"/>
         <w:jc w:val="center"/>
       </w:pPr>
       <w:r>
-        <w:rPr>
-          <w:b/>
-          <w:bCs/>
-        </w:rPr>
-        <w:t>Cold-Start Solutions:</w:t>
-      </w:r>
-      <w:r>
-        <w:t xml:space="preserve"> Multi-tier fallback ensures 100% user coverage from day 1</w:t>
+        <w:t>Cold-Start Solutions: Multi-tier fallback ensures 100% user coverage from day 1</w:t>
       </w:r>
     </w:p>
     <w:p>
       <w:pPr>
         <w:numPr>
           <w:ilvl w:val="0"/>
-          <w:numId w:val="28"/>
+          <w:numId w:val="33"/>
         </w:numPr>
         <w:spacing w:before="120"/>
         <w:jc w:val="center"/>
       </w:pPr>
       <w:r>
-        <w:rPr>
-          <w:b/>
-          <w:bCs/>
-        </w:rPr>
-        <w:t>Intelligent Caching:</w:t>
-      </w:r>
-      <w:r>
-        <w:t xml:space="preserve"> Cache models (expensive), not recommendations (cheap + personalized)</w:t>
+        <w:t>Intelligent Caching: Cache models (expensive), not recommendations (cheap + personalized)</w:t>
       </w:r>
     </w:p>
     <w:p>
       <w:pPr>
         <w:numPr>
           <w:ilvl w:val="0"/>
-          <w:numId w:val="28"/>
+          <w:numId w:val="33"/>
         </w:numPr>
         <w:spacing w:before="120"/>
         <w:jc w:val="center"/>
       </w:pPr>
       <w:r>
-        <w:rPr>
-          <w:b/>
-          <w:bCs/>
-        </w:rPr>
-        <w:t>Scalability Planning:</w:t>
-      </w:r>
-      <w:r>
-        <w:t xml:space="preserve"> Document migration path before needing it (SQLite → PostgreSQL)</w:t>
+        <w:t>Scalability Planning: Document migration path before needing it (SQLite → PostgreSQL)</w:t>
       </w:r>
     </w:p>
     <w:p>
       <w:pPr>
         <w:numPr>
           <w:ilvl w:val="0"/>
-          <w:numId w:val="28"/>
+          <w:numId w:val="33"/>
         </w:numPr>
         <w:spacing w:before="120"/>
         <w:jc w:val="center"/>
       </w:pPr>
       <w:r>
-        <w:rPr>
-          <w:b/>
-          <w:bCs/>
-        </w:rPr>
-        <w:t>Cost Optimization:</w:t>
-      </w:r>
-      <w:r>
-        <w:t xml:space="preserve"> $0 infrastructure during MVP with clear path to $50-100/month at scale</w:t>
+        <w:t>Cost Optimization: $0 infrastructure during MVP with clear path to $50-100/month at scale</w:t>
       </w:r>
     </w:p>
     <w:p>
       <w:pPr>
         <w:numPr>
           <w:ilvl w:val="0"/>
-          <w:numId w:val="28"/>
+          <w:numId w:val="33"/>
         </w:numPr>
         <w:spacing w:before="120"/>
         <w:jc w:val="center"/>
       </w:pPr>
       <w:r>
-        <w:rPr>
-          <w:b/>
-          <w:bCs/>
-        </w:rPr>
-        <w:t>Real-Time Performance:</w:t>
-      </w:r>
-      <w:r>
-        <w:t xml:space="preserve"> &lt;100ms through sparse matrices and pre-computation</w:t>
+        <w:t>Real-Time Performance: &lt;100ms through sparse matrices and pre-computation</w:t>
       </w:r>
     </w:p>
     <w:p>
       <w:pPr>
         <w:numPr>
           <w:ilvl w:val="0"/>
-          <w:numId w:val="28"/>
+          <w:numId w:val="33"/>
         </w:numPr>
         <w:spacing w:before="120"/>
         <w:jc w:val="center"/>
       </w:pPr>
       <w:r>
-        <w:rPr>
-          <w:b/>
-          <w:bCs/>
-        </w:rPr>
-        <w:t>Production Thinking:</w:t>
-      </w:r>
-      <w:r>
-        <w:t xml:space="preserve"> Not just models, but systems that ship and scale</w:t>
+        <w:t>Production Thinking: Not just models, but systems that ship and scale</w:t>
       </w:r>
     </w:p>
     <w:p>
@@ -1693,22 +684,8 @@
         <w:spacing w:before="120"/>
         <w:jc w:val="center"/>
       </w:pPr>
-    </w:p>
-    <w:p>
-      <w:pPr>
-        <w:spacing w:before="120"/>
-        <w:jc w:val="center"/>
-        <w:rPr>
-          <w:b/>
-          <w:bCs/>
-        </w:rPr>
-      </w:pPr>
       <w:r>
-        <w:rPr>
-          <w:b/>
-          <w:bCs/>
-        </w:rPr>
-        <w:t>Project Evolution: From Prototype to Production</w:t>
+        <w:t>Project Evolution: From Prototype to Production A key phase of this project involved transitioning from a controlled development environment to production-ready deployment. The system was initially built and validated using synthetic data to establish the core ML pipeline and algorithms. Once validated, the production version was enhanced with: • Real music catalog: Integration of 10,000 actual songs from major artists across 10 genres • Authentic audio features: Real energy, tempo, valence, and danceability metrics • Realistic user patterns: Simulated listening histories following real-world distributions This iterative approach demonstrates CI/CD principles—proving the system works in a controlled environment before adding complexity with production data. The dual deployment strategy (lightweight demo + full production) showcases practical engineering trade-offs: balancing accessibility (instant testing) with authenticity (real data when cloned).</w:t>
       </w:r>
     </w:p>
     <w:p>
@@ -1717,158 +694,34 @@
         <w:jc w:val="center"/>
       </w:pPr>
       <w:r>
-        <w:t>A key phase of this project involved transitioning from a controlled development environment to production-ready deployment. The system was initially built and validated using synthetic data to establish the core ML pipeline and algorithms. Once validated, the production version was enhanced with:</w:t>
-      </w:r>
-    </w:p>
-    <w:p>
-      <w:pPr>
-        <w:numPr>
-          <w:ilvl w:val="0"/>
-          <w:numId w:val="29"/>
-        </w:numPr>
-        <w:spacing w:before="120"/>
-        <w:jc w:val="center"/>
-      </w:pPr>
-      <w:r>
-        <w:rPr>
-          <w:b/>
-          <w:bCs/>
-        </w:rPr>
-        <w:t>Real music catalog:</w:t>
-      </w:r>
-      <w:r>
-        <w:t xml:space="preserve"> Integration of 10,000 actual songs from major artists across 10 genres</w:t>
-      </w:r>
-    </w:p>
-    <w:p>
-      <w:pPr>
-        <w:numPr>
-          <w:ilvl w:val="0"/>
-          <w:numId w:val="29"/>
-        </w:numPr>
-        <w:spacing w:before="120"/>
-        <w:jc w:val="center"/>
-      </w:pPr>
-      <w:r>
-        <w:rPr>
-          <w:b/>
-          <w:bCs/>
-        </w:rPr>
-        <w:t>Authentic audio features:</w:t>
-      </w:r>
-      <w:r>
-        <w:t xml:space="preserve"> Real energy, tempo, valence, and danceability metrics</w:t>
-      </w:r>
-    </w:p>
-    <w:p>
-      <w:pPr>
-        <w:numPr>
-          <w:ilvl w:val="0"/>
-          <w:numId w:val="29"/>
-        </w:numPr>
-        <w:spacing w:before="120"/>
-        <w:jc w:val="center"/>
-      </w:pPr>
-      <w:r>
-        <w:rPr>
-          <w:b/>
-          <w:bCs/>
-        </w:rPr>
-        <w:t>Realistic user patterns:</w:t>
-      </w:r>
-      <w:r>
-        <w:t xml:space="preserve"> Simulated listening histories following real-world distributions</w:t>
-      </w:r>
-    </w:p>
-    <w:p>
-      <w:pPr>
-        <w:spacing w:before="120"/>
-        <w:jc w:val="center"/>
-      </w:pPr>
-      <w:r>
-        <w:t>This iterative approach demonstrates CI/CD principles—proving the system works in a controlled environment before adding complexity with production data. The dual deployment strategy (lightweight demo + full production) showcases practical engineering trade-offs: balancing accessibility (instant testing) with authenticity (real data when cloned).</w:t>
-      </w:r>
-    </w:p>
-    <w:p>
-      <w:pPr>
-        <w:spacing w:before="120"/>
-        <w:jc w:val="center"/>
-      </w:pPr>
-    </w:p>
-    <w:p>
-      <w:pPr>
-        <w:spacing w:before="120"/>
-        <w:jc w:val="center"/>
-      </w:pPr>
-      <w:r>
-        <w:rPr>
-          <w:b/>
-          <w:bCs/>
-        </w:rPr>
-        <w:lastRenderedPageBreak/>
-        <w:t>Emmanuel Osabutey</w:t>
-      </w:r>
-      <w:r>
-        <w:t xml:space="preserve"> | tettehosabutey@outlook.com </w:t>
-      </w:r>
-      <w:r>
-        <w:br/>
+        <w:t xml:space="preserve">Emmanuel Osabutey | tettehosabutey@outlook.com </w:t>
       </w:r>
       <w:r>
         <w:rPr>
           <w:rFonts w:ascii="Segoe UI Emoji" w:hAnsi="Segoe UI Emoji" w:cs="Segoe UI Emoji"/>
-          <w:b/>
-          <w:bCs/>
         </w:rPr>
         <w:t>🔗</w:t>
       </w:r>
       <w:r>
-        <w:rPr>
-          <w:b/>
-          <w:bCs/>
-        </w:rPr>
-        <w:t xml:space="preserve"> Live Demo:</w:t>
+        <w:t xml:space="preserve"> Live Demo: Music Recommendation System · </w:t>
       </w:r>
+      <w:proofErr w:type="spellStart"/>
+      <w:r>
+        <w:t>Streamlit</w:t>
+      </w:r>
+      <w:proofErr w:type="spellEnd"/>
       <w:r>
         <w:t xml:space="preserve"> </w:t>
-      </w:r>
-      <w:hyperlink r:id="rId9" w:history="1">
-        <w:r>
-          <w:rPr>
-            <w:rStyle w:val="Hyperlink"/>
-          </w:rPr>
-          <w:t>Music Recommendation System · Streamlit</w:t>
-        </w:r>
-      </w:hyperlink>
-      <w:r>
-        <w:br/>
       </w:r>
       <w:r>
         <w:rPr>
           <w:rFonts w:ascii="Segoe UI Emoji" w:hAnsi="Segoe UI Emoji" w:cs="Segoe UI Emoji"/>
-          <w:b/>
-          <w:bCs/>
         </w:rPr>
         <w:t>🔗</w:t>
       </w:r>
       <w:r>
-        <w:rPr>
-          <w:b/>
-          <w:bCs/>
-        </w:rPr>
-        <w:t xml:space="preserve"> GitHub:</w:t>
+        <w:t xml:space="preserve"> GitHub: https://github.com/tettehosabutey49/Music-Recommendation-System</w:t>
       </w:r>
-      <w:r>
-        <w:t xml:space="preserve"> </w:t>
-      </w:r>
-      <w:hyperlink r:id="rId10" w:history="1">
-        <w:r>
-          <w:rPr>
-            <w:rStyle w:val="Hyperlink"/>
-          </w:rPr>
-          <w:t>https://github.com/tettehosabutey49/Music-Recommendation-System</w:t>
-        </w:r>
-      </w:hyperlink>
     </w:p>
     <w:p>
       <w:pPr>
@@ -3149,6 +2002,345 @@
     </w:lvl>
   </w:abstractNum>
   <w:abstractNum w:abstractNumId="18" w15:restartNumberingAfterBreak="0">
+    <w:nsid w:val="23AE0337"/>
+    <w:multiLevelType w:val="multilevel"/>
+    <w:tmpl w:val="FF62F9F0"/>
+    <w:lvl w:ilvl="0">
+      <w:start w:val="1"/>
+      <w:numFmt w:val="decimal"/>
+      <w:lvlText w:val="%1."/>
+      <w:lvlJc w:val="left"/>
+      <w:pPr>
+        <w:tabs>
+          <w:tab w:val="num" w:pos="720"/>
+        </w:tabs>
+        <w:ind w:left="720" w:hanging="360"/>
+      </w:pPr>
+    </w:lvl>
+    <w:lvl w:ilvl="1" w:tentative="1">
+      <w:start w:val="1"/>
+      <w:numFmt w:val="decimal"/>
+      <w:lvlText w:val="%2."/>
+      <w:lvlJc w:val="left"/>
+      <w:pPr>
+        <w:tabs>
+          <w:tab w:val="num" w:pos="1440"/>
+        </w:tabs>
+        <w:ind w:left="1440" w:hanging="360"/>
+      </w:pPr>
+    </w:lvl>
+    <w:lvl w:ilvl="2" w:tentative="1">
+      <w:start w:val="1"/>
+      <w:numFmt w:val="decimal"/>
+      <w:lvlText w:val="%3."/>
+      <w:lvlJc w:val="left"/>
+      <w:pPr>
+        <w:tabs>
+          <w:tab w:val="num" w:pos="2160"/>
+        </w:tabs>
+        <w:ind w:left="2160" w:hanging="360"/>
+      </w:pPr>
+    </w:lvl>
+    <w:lvl w:ilvl="3" w:tentative="1">
+      <w:start w:val="1"/>
+      <w:numFmt w:val="decimal"/>
+      <w:lvlText w:val="%4."/>
+      <w:lvlJc w:val="left"/>
+      <w:pPr>
+        <w:tabs>
+          <w:tab w:val="num" w:pos="2880"/>
+        </w:tabs>
+        <w:ind w:left="2880" w:hanging="360"/>
+      </w:pPr>
+    </w:lvl>
+    <w:lvl w:ilvl="4" w:tentative="1">
+      <w:start w:val="1"/>
+      <w:numFmt w:val="decimal"/>
+      <w:lvlText w:val="%5."/>
+      <w:lvlJc w:val="left"/>
+      <w:pPr>
+        <w:tabs>
+          <w:tab w:val="num" w:pos="3600"/>
+        </w:tabs>
+        <w:ind w:left="3600" w:hanging="360"/>
+      </w:pPr>
+    </w:lvl>
+    <w:lvl w:ilvl="5" w:tentative="1">
+      <w:start w:val="1"/>
+      <w:numFmt w:val="decimal"/>
+      <w:lvlText w:val="%6."/>
+      <w:lvlJc w:val="left"/>
+      <w:pPr>
+        <w:tabs>
+          <w:tab w:val="num" w:pos="4320"/>
+        </w:tabs>
+        <w:ind w:left="4320" w:hanging="360"/>
+      </w:pPr>
+    </w:lvl>
+    <w:lvl w:ilvl="6" w:tentative="1">
+      <w:start w:val="1"/>
+      <w:numFmt w:val="decimal"/>
+      <w:lvlText w:val="%7."/>
+      <w:lvlJc w:val="left"/>
+      <w:pPr>
+        <w:tabs>
+          <w:tab w:val="num" w:pos="5040"/>
+        </w:tabs>
+        <w:ind w:left="5040" w:hanging="360"/>
+      </w:pPr>
+    </w:lvl>
+    <w:lvl w:ilvl="7" w:tentative="1">
+      <w:start w:val="1"/>
+      <w:numFmt w:val="decimal"/>
+      <w:lvlText w:val="%8."/>
+      <w:lvlJc w:val="left"/>
+      <w:pPr>
+        <w:tabs>
+          <w:tab w:val="num" w:pos="5760"/>
+        </w:tabs>
+        <w:ind w:left="5760" w:hanging="360"/>
+      </w:pPr>
+    </w:lvl>
+    <w:lvl w:ilvl="8" w:tentative="1">
+      <w:start w:val="1"/>
+      <w:numFmt w:val="decimal"/>
+      <w:lvlText w:val="%9."/>
+      <w:lvlJc w:val="left"/>
+      <w:pPr>
+        <w:tabs>
+          <w:tab w:val="num" w:pos="6480"/>
+        </w:tabs>
+        <w:ind w:left="6480" w:hanging="360"/>
+      </w:pPr>
+    </w:lvl>
+  </w:abstractNum>
+  <w:abstractNum w:abstractNumId="19" w15:restartNumberingAfterBreak="0">
+    <w:nsid w:val="25EA333E"/>
+    <w:multiLevelType w:val="multilevel"/>
+    <w:tmpl w:val="372E2E60"/>
+    <w:lvl w:ilvl="0">
+      <w:start w:val="1"/>
+      <w:numFmt w:val="decimal"/>
+      <w:lvlText w:val="%1."/>
+      <w:lvlJc w:val="left"/>
+      <w:pPr>
+        <w:tabs>
+          <w:tab w:val="num" w:pos="720"/>
+        </w:tabs>
+        <w:ind w:left="720" w:hanging="360"/>
+      </w:pPr>
+    </w:lvl>
+    <w:lvl w:ilvl="1" w:tentative="1">
+      <w:start w:val="1"/>
+      <w:numFmt w:val="decimal"/>
+      <w:lvlText w:val="%2."/>
+      <w:lvlJc w:val="left"/>
+      <w:pPr>
+        <w:tabs>
+          <w:tab w:val="num" w:pos="1440"/>
+        </w:tabs>
+        <w:ind w:left="1440" w:hanging="360"/>
+      </w:pPr>
+    </w:lvl>
+    <w:lvl w:ilvl="2" w:tentative="1">
+      <w:start w:val="1"/>
+      <w:numFmt w:val="decimal"/>
+      <w:lvlText w:val="%3."/>
+      <w:lvlJc w:val="left"/>
+      <w:pPr>
+        <w:tabs>
+          <w:tab w:val="num" w:pos="2160"/>
+        </w:tabs>
+        <w:ind w:left="2160" w:hanging="360"/>
+      </w:pPr>
+    </w:lvl>
+    <w:lvl w:ilvl="3" w:tentative="1">
+      <w:start w:val="1"/>
+      <w:numFmt w:val="decimal"/>
+      <w:lvlText w:val="%4."/>
+      <w:lvlJc w:val="left"/>
+      <w:pPr>
+        <w:tabs>
+          <w:tab w:val="num" w:pos="2880"/>
+        </w:tabs>
+        <w:ind w:left="2880" w:hanging="360"/>
+      </w:pPr>
+    </w:lvl>
+    <w:lvl w:ilvl="4" w:tentative="1">
+      <w:start w:val="1"/>
+      <w:numFmt w:val="decimal"/>
+      <w:lvlText w:val="%5."/>
+      <w:lvlJc w:val="left"/>
+      <w:pPr>
+        <w:tabs>
+          <w:tab w:val="num" w:pos="3600"/>
+        </w:tabs>
+        <w:ind w:left="3600" w:hanging="360"/>
+      </w:pPr>
+    </w:lvl>
+    <w:lvl w:ilvl="5" w:tentative="1">
+      <w:start w:val="1"/>
+      <w:numFmt w:val="decimal"/>
+      <w:lvlText w:val="%6."/>
+      <w:lvlJc w:val="left"/>
+      <w:pPr>
+        <w:tabs>
+          <w:tab w:val="num" w:pos="4320"/>
+        </w:tabs>
+        <w:ind w:left="4320" w:hanging="360"/>
+      </w:pPr>
+    </w:lvl>
+    <w:lvl w:ilvl="6" w:tentative="1">
+      <w:start w:val="1"/>
+      <w:numFmt w:val="decimal"/>
+      <w:lvlText w:val="%7."/>
+      <w:lvlJc w:val="left"/>
+      <w:pPr>
+        <w:tabs>
+          <w:tab w:val="num" w:pos="5040"/>
+        </w:tabs>
+        <w:ind w:left="5040" w:hanging="360"/>
+      </w:pPr>
+    </w:lvl>
+    <w:lvl w:ilvl="7" w:tentative="1">
+      <w:start w:val="1"/>
+      <w:numFmt w:val="decimal"/>
+      <w:lvlText w:val="%8."/>
+      <w:lvlJc w:val="left"/>
+      <w:pPr>
+        <w:tabs>
+          <w:tab w:val="num" w:pos="5760"/>
+        </w:tabs>
+        <w:ind w:left="5760" w:hanging="360"/>
+      </w:pPr>
+    </w:lvl>
+    <w:lvl w:ilvl="8" w:tentative="1">
+      <w:start w:val="1"/>
+      <w:numFmt w:val="decimal"/>
+      <w:lvlText w:val="%9."/>
+      <w:lvlJc w:val="left"/>
+      <w:pPr>
+        <w:tabs>
+          <w:tab w:val="num" w:pos="6480"/>
+        </w:tabs>
+        <w:ind w:left="6480" w:hanging="360"/>
+      </w:pPr>
+    </w:lvl>
+  </w:abstractNum>
+  <w:abstractNum w:abstractNumId="20" w15:restartNumberingAfterBreak="0">
+    <w:nsid w:val="284B7A3A"/>
+    <w:multiLevelType w:val="multilevel"/>
+    <w:tmpl w:val="89E20FA0"/>
+    <w:lvl w:ilvl="0">
+      <w:start w:val="1"/>
+      <w:numFmt w:val="decimal"/>
+      <w:lvlText w:val="%1."/>
+      <w:lvlJc w:val="left"/>
+      <w:pPr>
+        <w:tabs>
+          <w:tab w:val="num" w:pos="720"/>
+        </w:tabs>
+        <w:ind w:left="720" w:hanging="360"/>
+      </w:pPr>
+    </w:lvl>
+    <w:lvl w:ilvl="1" w:tentative="1">
+      <w:start w:val="1"/>
+      <w:numFmt w:val="decimal"/>
+      <w:lvlText w:val="%2."/>
+      <w:lvlJc w:val="left"/>
+      <w:pPr>
+        <w:tabs>
+          <w:tab w:val="num" w:pos="1440"/>
+        </w:tabs>
+        <w:ind w:left="1440" w:hanging="360"/>
+      </w:pPr>
+    </w:lvl>
+    <w:lvl w:ilvl="2" w:tentative="1">
+      <w:start w:val="1"/>
+      <w:numFmt w:val="decimal"/>
+      <w:lvlText w:val="%3."/>
+      <w:lvlJc w:val="left"/>
+      <w:pPr>
+        <w:tabs>
+          <w:tab w:val="num" w:pos="2160"/>
+        </w:tabs>
+        <w:ind w:left="2160" w:hanging="360"/>
+      </w:pPr>
+    </w:lvl>
+    <w:lvl w:ilvl="3" w:tentative="1">
+      <w:start w:val="1"/>
+      <w:numFmt w:val="decimal"/>
+      <w:lvlText w:val="%4."/>
+      <w:lvlJc w:val="left"/>
+      <w:pPr>
+        <w:tabs>
+          <w:tab w:val="num" w:pos="2880"/>
+        </w:tabs>
+        <w:ind w:left="2880" w:hanging="360"/>
+      </w:pPr>
+    </w:lvl>
+    <w:lvl w:ilvl="4" w:tentative="1">
+      <w:start w:val="1"/>
+      <w:numFmt w:val="decimal"/>
+      <w:lvlText w:val="%5."/>
+      <w:lvlJc w:val="left"/>
+      <w:pPr>
+        <w:tabs>
+          <w:tab w:val="num" w:pos="3600"/>
+        </w:tabs>
+        <w:ind w:left="3600" w:hanging="360"/>
+      </w:pPr>
+    </w:lvl>
+    <w:lvl w:ilvl="5" w:tentative="1">
+      <w:start w:val="1"/>
+      <w:numFmt w:val="decimal"/>
+      <w:lvlText w:val="%6."/>
+      <w:lvlJc w:val="left"/>
+      <w:pPr>
+        <w:tabs>
+          <w:tab w:val="num" w:pos="4320"/>
+        </w:tabs>
+        <w:ind w:left="4320" w:hanging="360"/>
+      </w:pPr>
+    </w:lvl>
+    <w:lvl w:ilvl="6" w:tentative="1">
+      <w:start w:val="1"/>
+      <w:numFmt w:val="decimal"/>
+      <w:lvlText w:val="%7."/>
+      <w:lvlJc w:val="left"/>
+      <w:pPr>
+        <w:tabs>
+          <w:tab w:val="num" w:pos="5040"/>
+        </w:tabs>
+        <w:ind w:left="5040" w:hanging="360"/>
+      </w:pPr>
+    </w:lvl>
+    <w:lvl w:ilvl="7" w:tentative="1">
+      <w:start w:val="1"/>
+      <w:numFmt w:val="decimal"/>
+      <w:lvlText w:val="%8."/>
+      <w:lvlJc w:val="left"/>
+      <w:pPr>
+        <w:tabs>
+          <w:tab w:val="num" w:pos="5760"/>
+        </w:tabs>
+        <w:ind w:left="5760" w:hanging="360"/>
+      </w:pPr>
+    </w:lvl>
+    <w:lvl w:ilvl="8" w:tentative="1">
+      <w:start w:val="1"/>
+      <w:numFmt w:val="decimal"/>
+      <w:lvlText w:val="%9."/>
+      <w:lvlJc w:val="left"/>
+      <w:pPr>
+        <w:tabs>
+          <w:tab w:val="num" w:pos="6480"/>
+        </w:tabs>
+        <w:ind w:left="6480" w:hanging="360"/>
+      </w:pPr>
+    </w:lvl>
+  </w:abstractNum>
+  <w:abstractNum w:abstractNumId="21" w15:restartNumberingAfterBreak="0">
     <w:nsid w:val="29416857"/>
     <w:multiLevelType w:val="multilevel"/>
     <w:tmpl w:val="513E50AC"/>
@@ -3261,7 +2453,120 @@
       </w:pPr>
     </w:lvl>
   </w:abstractNum>
-  <w:abstractNum w:abstractNumId="19" w15:restartNumberingAfterBreak="0">
+  <w:abstractNum w:abstractNumId="22" w15:restartNumberingAfterBreak="0">
+    <w:nsid w:val="2A5E167F"/>
+    <w:multiLevelType w:val="multilevel"/>
+    <w:tmpl w:val="6C2EA990"/>
+    <w:lvl w:ilvl="0">
+      <w:start w:val="1"/>
+      <w:numFmt w:val="decimal"/>
+      <w:lvlText w:val="%1."/>
+      <w:lvlJc w:val="left"/>
+      <w:pPr>
+        <w:tabs>
+          <w:tab w:val="num" w:pos="720"/>
+        </w:tabs>
+        <w:ind w:left="720" w:hanging="360"/>
+      </w:pPr>
+    </w:lvl>
+    <w:lvl w:ilvl="1" w:tentative="1">
+      <w:start w:val="1"/>
+      <w:numFmt w:val="decimal"/>
+      <w:lvlText w:val="%2."/>
+      <w:lvlJc w:val="left"/>
+      <w:pPr>
+        <w:tabs>
+          <w:tab w:val="num" w:pos="1440"/>
+        </w:tabs>
+        <w:ind w:left="1440" w:hanging="360"/>
+      </w:pPr>
+    </w:lvl>
+    <w:lvl w:ilvl="2" w:tentative="1">
+      <w:start w:val="1"/>
+      <w:numFmt w:val="decimal"/>
+      <w:lvlText w:val="%3."/>
+      <w:lvlJc w:val="left"/>
+      <w:pPr>
+        <w:tabs>
+          <w:tab w:val="num" w:pos="2160"/>
+        </w:tabs>
+        <w:ind w:left="2160" w:hanging="360"/>
+      </w:pPr>
+    </w:lvl>
+    <w:lvl w:ilvl="3" w:tentative="1">
+      <w:start w:val="1"/>
+      <w:numFmt w:val="decimal"/>
+      <w:lvlText w:val="%4."/>
+      <w:lvlJc w:val="left"/>
+      <w:pPr>
+        <w:tabs>
+          <w:tab w:val="num" w:pos="2880"/>
+        </w:tabs>
+        <w:ind w:left="2880" w:hanging="360"/>
+      </w:pPr>
+    </w:lvl>
+    <w:lvl w:ilvl="4" w:tentative="1">
+      <w:start w:val="1"/>
+      <w:numFmt w:val="decimal"/>
+      <w:lvlText w:val="%5."/>
+      <w:lvlJc w:val="left"/>
+      <w:pPr>
+        <w:tabs>
+          <w:tab w:val="num" w:pos="3600"/>
+        </w:tabs>
+        <w:ind w:left="3600" w:hanging="360"/>
+      </w:pPr>
+    </w:lvl>
+    <w:lvl w:ilvl="5" w:tentative="1">
+      <w:start w:val="1"/>
+      <w:numFmt w:val="decimal"/>
+      <w:lvlText w:val="%6."/>
+      <w:lvlJc w:val="left"/>
+      <w:pPr>
+        <w:tabs>
+          <w:tab w:val="num" w:pos="4320"/>
+        </w:tabs>
+        <w:ind w:left="4320" w:hanging="360"/>
+      </w:pPr>
+    </w:lvl>
+    <w:lvl w:ilvl="6" w:tentative="1">
+      <w:start w:val="1"/>
+      <w:numFmt w:val="decimal"/>
+      <w:lvlText w:val="%7."/>
+      <w:lvlJc w:val="left"/>
+      <w:pPr>
+        <w:tabs>
+          <w:tab w:val="num" w:pos="5040"/>
+        </w:tabs>
+        <w:ind w:left="5040" w:hanging="360"/>
+      </w:pPr>
+    </w:lvl>
+    <w:lvl w:ilvl="7" w:tentative="1">
+      <w:start w:val="1"/>
+      <w:numFmt w:val="decimal"/>
+      <w:lvlText w:val="%8."/>
+      <w:lvlJc w:val="left"/>
+      <w:pPr>
+        <w:tabs>
+          <w:tab w:val="num" w:pos="5760"/>
+        </w:tabs>
+        <w:ind w:left="5760" w:hanging="360"/>
+      </w:pPr>
+    </w:lvl>
+    <w:lvl w:ilvl="8" w:tentative="1">
+      <w:start w:val="1"/>
+      <w:numFmt w:val="decimal"/>
+      <w:lvlText w:val="%9."/>
+      <w:lvlJc w:val="left"/>
+      <w:pPr>
+        <w:tabs>
+          <w:tab w:val="num" w:pos="6480"/>
+        </w:tabs>
+        <w:ind w:left="6480" w:hanging="360"/>
+      </w:pPr>
+    </w:lvl>
+  </w:abstractNum>
+  <w:abstractNum w:abstractNumId="23" w15:restartNumberingAfterBreak="0">
     <w:nsid w:val="379B749F"/>
     <w:multiLevelType w:val="multilevel"/>
     <w:tmpl w:val="76C00016"/>
@@ -3374,7 +2679,7 @@
       </w:pPr>
     </w:lvl>
   </w:abstractNum>
-  <w:abstractNum w:abstractNumId="20" w15:restartNumberingAfterBreak="0">
+  <w:abstractNum w:abstractNumId="24" w15:restartNumberingAfterBreak="0">
     <w:nsid w:val="46476558"/>
     <w:multiLevelType w:val="multilevel"/>
     <w:tmpl w:val="7B026B02"/>
@@ -3523,7 +2828,7 @@
       </w:rPr>
     </w:lvl>
   </w:abstractNum>
-  <w:abstractNum w:abstractNumId="21" w15:restartNumberingAfterBreak="0">
+  <w:abstractNum w:abstractNumId="25" w15:restartNumberingAfterBreak="0">
     <w:nsid w:val="4897089C"/>
     <w:multiLevelType w:val="multilevel"/>
     <w:tmpl w:val="15E0B6D6"/>
@@ -3672,7 +2977,7 @@
       </w:rPr>
     </w:lvl>
   </w:abstractNum>
-  <w:abstractNum w:abstractNumId="22" w15:restartNumberingAfterBreak="0">
+  <w:abstractNum w:abstractNumId="26" w15:restartNumberingAfterBreak="0">
     <w:nsid w:val="55B67524"/>
     <w:multiLevelType w:val="multilevel"/>
     <w:tmpl w:val="54E40104"/>
@@ -3821,7 +3126,7 @@
       </w:rPr>
     </w:lvl>
   </w:abstractNum>
-  <w:abstractNum w:abstractNumId="23" w15:restartNumberingAfterBreak="0">
+  <w:abstractNum w:abstractNumId="27" w15:restartNumberingAfterBreak="0">
     <w:nsid w:val="63C4325C"/>
     <w:multiLevelType w:val="multilevel"/>
     <w:tmpl w:val="3BB2A89C"/>
@@ -3970,7 +3275,7 @@
       </w:rPr>
     </w:lvl>
   </w:abstractNum>
-  <w:abstractNum w:abstractNumId="24" w15:restartNumberingAfterBreak="0">
+  <w:abstractNum w:abstractNumId="28" w15:restartNumberingAfterBreak="0">
     <w:nsid w:val="669247E4"/>
     <w:multiLevelType w:val="multilevel"/>
     <w:tmpl w:val="573630B6"/>
@@ -4083,7 +3388,7 @@
       </w:pPr>
     </w:lvl>
   </w:abstractNum>
-  <w:abstractNum w:abstractNumId="25" w15:restartNumberingAfterBreak="0">
+  <w:abstractNum w:abstractNumId="29" w15:restartNumberingAfterBreak="0">
     <w:nsid w:val="6DB74C08"/>
     <w:multiLevelType w:val="multilevel"/>
     <w:tmpl w:val="40160E7E"/>
@@ -4232,7 +3537,7 @@
       </w:rPr>
     </w:lvl>
   </w:abstractNum>
-  <w:abstractNum w:abstractNumId="26" w15:restartNumberingAfterBreak="0">
+  <w:abstractNum w:abstractNumId="30" w15:restartNumberingAfterBreak="0">
     <w:nsid w:val="6F4A2A79"/>
     <w:multiLevelType w:val="multilevel"/>
     <w:tmpl w:val="44E45488"/>
@@ -4381,7 +3686,7 @@
       </w:rPr>
     </w:lvl>
   </w:abstractNum>
-  <w:abstractNum w:abstractNumId="27" w15:restartNumberingAfterBreak="0">
+  <w:abstractNum w:abstractNumId="31" w15:restartNumberingAfterBreak="0">
     <w:nsid w:val="7735757E"/>
     <w:multiLevelType w:val="multilevel"/>
     <w:tmpl w:val="5854EE14"/>
@@ -4530,7 +3835,7 @@
       </w:rPr>
     </w:lvl>
   </w:abstractNum>
-  <w:abstractNum w:abstractNumId="28" w15:restartNumberingAfterBreak="0">
+  <w:abstractNum w:abstractNumId="32" w15:restartNumberingAfterBreak="0">
     <w:nsid w:val="7BBA646C"/>
     <w:multiLevelType w:val="multilevel"/>
     <w:tmpl w:val="9B3CC244"/>
@@ -4707,25 +4012,25 @@
     <w:abstractNumId w:val="0"/>
   </w:num>
   <w:num w:numId="10" w16cid:durableId="522014389">
-    <w:abstractNumId w:val="26"/>
+    <w:abstractNumId w:val="30"/>
   </w:num>
   <w:num w:numId="11" w16cid:durableId="1712219837">
+    <w:abstractNumId w:val="25"/>
+  </w:num>
+  <w:num w:numId="12" w16cid:durableId="511382877">
     <w:abstractNumId w:val="21"/>
   </w:num>
-  <w:num w:numId="12" w16cid:durableId="511382877">
-    <w:abstractNumId w:val="18"/>
-  </w:num>
   <w:num w:numId="13" w16cid:durableId="1263565020">
-    <w:abstractNumId w:val="19"/>
+    <w:abstractNumId w:val="23"/>
   </w:num>
   <w:num w:numId="14" w16cid:durableId="386489383">
-    <w:abstractNumId w:val="24"/>
+    <w:abstractNumId w:val="28"/>
   </w:num>
   <w:num w:numId="15" w16cid:durableId="1517618786">
     <w:abstractNumId w:val="12"/>
   </w:num>
   <w:num w:numId="16" w16cid:durableId="737098562">
-    <w:abstractNumId w:val="28"/>
+    <w:abstractNumId w:val="32"/>
   </w:num>
   <w:num w:numId="17" w16cid:durableId="1015419798">
     <w:abstractNumId w:val="17"/>
@@ -4734,13 +4039,13 @@
     <w:abstractNumId w:val="10"/>
   </w:num>
   <w:num w:numId="19" w16cid:durableId="1297493240">
-    <w:abstractNumId w:val="20"/>
+    <w:abstractNumId w:val="24"/>
   </w:num>
   <w:num w:numId="20" w16cid:durableId="875888675">
-    <w:abstractNumId w:val="25"/>
+    <w:abstractNumId w:val="29"/>
   </w:num>
   <w:num w:numId="21" w16cid:durableId="221840738">
-    <w:abstractNumId w:val="27"/>
+    <w:abstractNumId w:val="31"/>
   </w:num>
   <w:num w:numId="22" w16cid:durableId="1222789955">
     <w:abstractNumId w:val="16"/>
@@ -4758,13 +4063,25 @@
     <w:abstractNumId w:val="13"/>
   </w:num>
   <w:num w:numId="27" w16cid:durableId="240873606">
-    <w:abstractNumId w:val="23"/>
+    <w:abstractNumId w:val="27"/>
   </w:num>
   <w:num w:numId="28" w16cid:durableId="454175665">
     <w:abstractNumId w:val="15"/>
   </w:num>
   <w:num w:numId="29" w16cid:durableId="617566526">
+    <w:abstractNumId w:val="26"/>
+  </w:num>
+  <w:num w:numId="30" w16cid:durableId="292057203">
+    <w:abstractNumId w:val="18"/>
+  </w:num>
+  <w:num w:numId="31" w16cid:durableId="1089739828">
     <w:abstractNumId w:val="22"/>
+  </w:num>
+  <w:num w:numId="32" w16cid:durableId="891384636">
+    <w:abstractNumId w:val="19"/>
+  </w:num>
+  <w:num w:numId="33" w16cid:durableId="1416046968">
+    <w:abstractNumId w:val="20"/>
   </w:num>
 </w:numbering>
 </file>
